--- a/08_Arrays/Übungen/Palindrom/Palindrom.docx
+++ b/08_Arrays/Übungen/Palindrom/Palindrom.docx
@@ -46,25 +46,13 @@
     <w:bookmarkEnd w:id="0"/>
     <w:p>
       <w:r>
-        <w:t>Erstellen</w:t>
-      </w:r>
-      <w:r>
-        <w:t xml:space="preserve"> </w:t>
-      </w:r>
-      <w:r>
-        <w:t>Sie</w:t>
-      </w:r>
-      <w:r>
-        <w:t xml:space="preserve"> eine Anwendung</w:t>
+        <w:t>Erstellen Sie eine Anwendung</w:t>
       </w:r>
       <w:r>
         <w:t>,</w:t>
       </w:r>
       <w:r>
-        <w:t xml:space="preserve"> </w:t>
-      </w:r>
-      <w:r>
-        <w:t xml:space="preserve">die von </w:t>
+        <w:t xml:space="preserve"> die von </w:t>
       </w:r>
       <w:r>
         <w:t>der</w:t>
@@ -99,13 +87,7 @@
         </w:numPr>
       </w:pPr>
       <w:r>
-        <w:t>V</w:t>
-      </w:r>
-      <w:r>
-        <w:t xml:space="preserve">on vorne und von hinten gelesen </w:t>
-      </w:r>
-      <w:r>
-        <w:t>ist das Wort gleich</w:t>
+        <w:t>Von vorne und von hinten gelesen ist das Wort gleich</w:t>
       </w:r>
       <w:r>
         <w:t>.</w:t>
@@ -123,10 +105,7 @@
         <w:t>Das Wort darf k</w:t>
       </w:r>
       <w:r>
-        <w:t>eine Zahlen und kein Leerzeiche</w:t>
-      </w:r>
-      <w:r>
-        <w:t>n</w:t>
+        <w:t>eine Zahlen und kein Leerzeichen</w:t>
       </w:r>
       <w:r>
         <w:t xml:space="preserve"> enthalten</w:t>
@@ -183,28 +162,13 @@
         </w:numPr>
       </w:pPr>
       <w:r>
-        <w:t xml:space="preserve">Sonderzeichen werden wie Buchstaben behandelt. </w:t>
-      </w:r>
-      <w:r>
-        <w:t xml:space="preserve">Beispiel: </w:t>
-      </w:r>
-      <w:r>
-        <w:rPr>
-          <w:rFonts w:ascii="Courier New" w:hAnsi="Courier New" w:cs="Courier New"/>
-        </w:rPr>
-        <w:t>#</w:t>
-      </w:r>
-      <w:r>
-        <w:rPr>
-          <w:rFonts w:ascii="Courier New" w:hAnsi="Courier New" w:cs="Courier New"/>
-        </w:rPr>
-        <w:t>Otto</w:t>
-      </w:r>
-      <w:r>
-        <w:rPr>
-          <w:rFonts w:ascii="Courier New" w:hAnsi="Courier New" w:cs="Courier New"/>
-        </w:rPr>
-        <w:t>#</w:t>
+        <w:t xml:space="preserve">Sonderzeichen werden wie Buchstaben behandelt. Beispiel: </w:t>
+      </w:r>
+      <w:r>
+        <w:rPr>
+          <w:rFonts w:ascii="Courier New" w:hAnsi="Courier New" w:cs="Courier New"/>
+        </w:rPr>
+        <w:t>#Otto#</w:t>
       </w:r>
       <w:r>
         <w:t xml:space="preserve"> ist ein Palindrom.</w:t>
@@ -277,10 +241,7 @@
         <w:t>,</w:t>
       </w:r>
       <w:r>
-        <w:t xml:space="preserve"> ist die</w:t>
-      </w:r>
-      <w:r>
-        <w:t xml:space="preserve">se nach einer entsprechenden Fehlermeldung zu wiederholen. </w:t>
+        <w:t xml:space="preserve"> ist diese nach einer entsprechenden Fehlermeldung zu wiederholen. </w:t>
       </w:r>
     </w:p>
     <w:p>
@@ -344,10 +305,7 @@
     </w:p>
     <w:p>
       <w:r>
-        <w:t xml:space="preserve">Verwenden Sie die </w:t>
-      </w:r>
-      <w:r>
-        <w:t xml:space="preserve">bereitgestellte Datei </w:t>
+        <w:t xml:space="preserve">Verwenden Sie die bereitgestellte Datei </w:t>
       </w:r>
       <w:proofErr w:type="spellStart"/>
       <w:r>
@@ -367,13 +325,7 @@
         <w:t>TODO</w:t>
       </w:r>
       <w:r>
-        <w:t xml:space="preserve"> gekennzeichneten </w:t>
-      </w:r>
-      <w:r>
-        <w:t xml:space="preserve">Stellen </w:t>
-      </w:r>
-      <w:r>
-        <w:t>müssen ergänzt werden.</w:t>
+        <w:t xml:space="preserve"> gekennzeichneten Stellen müssen ergänzt werden.</w:t>
       </w:r>
     </w:p>
     <w:p>
@@ -381,13 +333,7 @@
         <w:pStyle w:val="berschrift3"/>
       </w:pPr>
       <w:r>
-        <w:t>Task 1</w:t>
-      </w:r>
-      <w:r>
-        <w:t xml:space="preserve"> - </w:t>
-      </w:r>
-      <w:r>
-        <w:t>Hauptprogramm</w:t>
+        <w:t>Task 1 - Hauptprogramm</w:t>
       </w:r>
     </w:p>
     <w:p>
@@ -476,10 +422,18 @@
     <w:p>
       <w:pPr>
         <w:pStyle w:val="berschrift2"/>
-      </w:pPr>
-      <w:r>
+        <w:rPr>
+          <w:lang w:val="en-US"/>
+        </w:rPr>
+      </w:pPr>
+      <w:proofErr w:type="spellStart"/>
+      <w:r>
+        <w:rPr>
+          <w:lang w:val="en-US"/>
+        </w:rPr>
         <w:t>Bildschirmausgabe</w:t>
       </w:r>
+      <w:proofErr w:type="spellEnd"/>
     </w:p>
     <w:p>
       <w:pPr>
@@ -488,6 +442,7 @@
           <w:rFonts w:ascii="Courier New" w:hAnsi="Courier New" w:cs="Courier New"/>
           <w:sz w:val="16"/>
           <w:szCs w:val="16"/>
+          <w:lang w:val="en-US"/>
         </w:rPr>
       </w:pPr>
     </w:p>
@@ -498,15 +453,139 @@
           <w:rFonts w:ascii="Courier New" w:hAnsi="Courier New" w:cs="Courier New"/>
           <w:sz w:val="12"/>
           <w:szCs w:val="12"/>
-        </w:rPr>
-      </w:pPr>
-      <w:r>
-        <w:rPr>
-          <w:rFonts w:ascii="Courier New" w:hAnsi="Courier New" w:cs="Courier New"/>
-          <w:sz w:val="12"/>
-          <w:szCs w:val="12"/>
-        </w:rPr>
-        <w:t xml:space="preserve">*** Palindrome </w:t>
+          <w:lang w:val="en-US"/>
+        </w:rPr>
+      </w:pPr>
+      <w:r>
+        <w:rPr>
+          <w:rFonts w:ascii="Courier New" w:hAnsi="Courier New" w:cs="Courier New"/>
+          <w:sz w:val="12"/>
+          <w:szCs w:val="12"/>
+          <w:lang w:val="en-US"/>
+        </w:rPr>
+        <w:t>*** Palindrome Checker ***</w:t>
+      </w:r>
+    </w:p>
+    <w:p>
+      <w:pPr>
+        <w:spacing w:after="0" w:line="240" w:lineRule="auto"/>
+        <w:rPr>
+          <w:rFonts w:ascii="Courier New" w:hAnsi="Courier New" w:cs="Courier New"/>
+          <w:sz w:val="12"/>
+          <w:szCs w:val="12"/>
+          <w:lang w:val="en-US"/>
+        </w:rPr>
+      </w:pPr>
+    </w:p>
+    <w:p>
+      <w:pPr>
+        <w:spacing w:after="0" w:line="240" w:lineRule="auto"/>
+        <w:rPr>
+          <w:rFonts w:ascii="Courier New" w:hAnsi="Courier New" w:cs="Courier New"/>
+          <w:sz w:val="12"/>
+          <w:szCs w:val="12"/>
+          <w:lang w:val="en-US"/>
+        </w:rPr>
+      </w:pPr>
+      <w:r>
+        <w:rPr>
+          <w:rFonts w:ascii="Courier New" w:hAnsi="Courier New" w:cs="Courier New"/>
+          <w:sz w:val="12"/>
+          <w:szCs w:val="12"/>
+          <w:lang w:val="en-US"/>
+        </w:rPr>
+        <w:t>Here are a couple of examples to get you started:</w:t>
+      </w:r>
+    </w:p>
+    <w:p>
+      <w:pPr>
+        <w:spacing w:after="0" w:line="240" w:lineRule="auto"/>
+        <w:rPr>
+          <w:rFonts w:ascii="Courier New" w:hAnsi="Courier New" w:cs="Courier New"/>
+          <w:sz w:val="12"/>
+          <w:szCs w:val="12"/>
+          <w:lang w:val="en-US"/>
+        </w:rPr>
+      </w:pPr>
+    </w:p>
+    <w:p>
+      <w:pPr>
+        <w:spacing w:after="0" w:line="240" w:lineRule="auto"/>
+        <w:rPr>
+          <w:rFonts w:ascii="Courier New" w:hAnsi="Courier New" w:cs="Courier New"/>
+          <w:sz w:val="12"/>
+          <w:szCs w:val="12"/>
+          <w:lang w:val="en-US"/>
+        </w:rPr>
+      </w:pPr>
+      <w:r>
+        <w:rPr>
+          <w:rFonts w:ascii="Courier New" w:hAnsi="Courier New" w:cs="Courier New"/>
+          <w:sz w:val="12"/>
+          <w:szCs w:val="12"/>
+          <w:lang w:val="en-US"/>
+        </w:rPr>
+        <w:t>The word "": is not a palindrome, has not the same start &amp; end char and has an even number of characters</w:t>
+      </w:r>
+    </w:p>
+    <w:p>
+      <w:pPr>
+        <w:spacing w:after="0" w:line="240" w:lineRule="auto"/>
+        <w:rPr>
+          <w:rFonts w:ascii="Courier New" w:hAnsi="Courier New" w:cs="Courier New"/>
+          <w:sz w:val="12"/>
+          <w:szCs w:val="12"/>
+          <w:lang w:val="en-US"/>
+        </w:rPr>
+      </w:pPr>
+      <w:r>
+        <w:rPr>
+          <w:rFonts w:ascii="Courier New" w:hAnsi="Courier New" w:cs="Courier New"/>
+          <w:sz w:val="12"/>
+          <w:szCs w:val="12"/>
+          <w:lang w:val="en-US"/>
+        </w:rPr>
+        <w:t>The word "a": is not a palindrome, has the same start &amp; end char and has not an even number of characters</w:t>
+      </w:r>
+    </w:p>
+    <w:p>
+      <w:pPr>
+        <w:spacing w:after="0" w:line="240" w:lineRule="auto"/>
+        <w:rPr>
+          <w:rFonts w:ascii="Courier New" w:hAnsi="Courier New" w:cs="Courier New"/>
+          <w:sz w:val="12"/>
+          <w:szCs w:val="12"/>
+          <w:lang w:val="en-US"/>
+        </w:rPr>
+      </w:pPr>
+      <w:r>
+        <w:rPr>
+          <w:rFonts w:ascii="Courier New" w:hAnsi="Courier New" w:cs="Courier New"/>
+          <w:sz w:val="12"/>
+          <w:szCs w:val="12"/>
+          <w:lang w:val="en-US"/>
+        </w:rPr>
+        <w:t>The word "AA": is not a palindrome, has the same start &amp; end char and has an even number of characters</w:t>
+      </w:r>
+    </w:p>
+    <w:p>
+      <w:pPr>
+        <w:spacing w:after="0" w:line="240" w:lineRule="auto"/>
+        <w:rPr>
+          <w:rFonts w:ascii="Courier New" w:hAnsi="Courier New" w:cs="Courier New"/>
+          <w:sz w:val="12"/>
+          <w:szCs w:val="12"/>
+          <w:lang w:val="en-US"/>
+        </w:rPr>
+      </w:pPr>
+      <w:r>
+        <w:rPr>
+          <w:rFonts w:ascii="Courier New" w:hAnsi="Courier New" w:cs="Courier New"/>
+          <w:sz w:val="12"/>
+          <w:szCs w:val="12"/>
+          <w:lang w:val="en-US"/>
+        </w:rPr>
+        <w:t>The word "</w:t>
       </w:r>
       <w:proofErr w:type="spellStart"/>
       <w:r>
@@ -514,8 +593,9 @@
           <w:rFonts w:ascii="Courier New" w:hAnsi="Courier New" w:cs="Courier New"/>
           <w:sz w:val="12"/>
           <w:szCs w:val="12"/>
-        </w:rPr>
-        <w:t>Checker</w:t>
+          <w:lang w:val="en-US"/>
+        </w:rPr>
+        <w:t>AAa</w:t>
       </w:r>
       <w:proofErr w:type="spellEnd"/>
       <w:r>
@@ -523,8 +603,9 @@
           <w:rFonts w:ascii="Courier New" w:hAnsi="Courier New" w:cs="Courier New"/>
           <w:sz w:val="12"/>
           <w:szCs w:val="12"/>
-        </w:rPr>
-        <w:t xml:space="preserve"> ***</w:t>
+          <w:lang w:val="en-US"/>
+        </w:rPr>
+        <w:t>": is a palindrome, has the same start &amp; end char and has not an even number of characters</w:t>
       </w:r>
     </w:p>
     <w:p>
@@ -534,8 +615,59 @@
           <w:rFonts w:ascii="Courier New" w:hAnsi="Courier New" w:cs="Courier New"/>
           <w:sz w:val="12"/>
           <w:szCs w:val="12"/>
-        </w:rPr>
-      </w:pPr>
+          <w:lang w:val="en-US"/>
+        </w:rPr>
+      </w:pPr>
+      <w:r>
+        <w:rPr>
+          <w:rFonts w:ascii="Courier New" w:hAnsi="Courier New" w:cs="Courier New"/>
+          <w:sz w:val="12"/>
+          <w:szCs w:val="12"/>
+          <w:lang w:val="en-US"/>
+        </w:rPr>
+        <w:lastRenderedPageBreak/>
+        <w:t>The word "</w:t>
+      </w:r>
+      <w:proofErr w:type="gramStart"/>
+      <w:r>
+        <w:rPr>
+          <w:rFonts w:ascii="Courier New" w:hAnsi="Courier New" w:cs="Courier New"/>
+          <w:sz w:val="12"/>
+          <w:szCs w:val="12"/>
+          <w:lang w:val="en-US"/>
+        </w:rPr>
+        <w:t>A</w:t>
+      </w:r>
+      <w:proofErr w:type="gramEnd"/>
+      <w:r>
+        <w:rPr>
+          <w:rFonts w:ascii="Courier New" w:hAnsi="Courier New" w:cs="Courier New"/>
+          <w:sz w:val="12"/>
+          <w:szCs w:val="12"/>
+          <w:lang w:val="en-US"/>
+        </w:rPr>
+        <w:t xml:space="preserve"> </w:t>
+      </w:r>
+      <w:proofErr w:type="spellStart"/>
+      <w:r>
+        <w:rPr>
+          <w:rFonts w:ascii="Courier New" w:hAnsi="Courier New" w:cs="Courier New"/>
+          <w:sz w:val="12"/>
+          <w:szCs w:val="12"/>
+          <w:lang w:val="en-US"/>
+        </w:rPr>
+        <w:t>A</w:t>
+      </w:r>
+      <w:proofErr w:type="spellEnd"/>
+      <w:r>
+        <w:rPr>
+          <w:rFonts w:ascii="Courier New" w:hAnsi="Courier New" w:cs="Courier New"/>
+          <w:sz w:val="12"/>
+          <w:szCs w:val="12"/>
+          <w:lang w:val="en-US"/>
+        </w:rPr>
+        <w:t>": is not a palindrome, has the same start &amp; end char and has not an even number of characters</w:t>
+      </w:r>
     </w:p>
     <w:p>
       <w:pPr>
@@ -554,7 +686,7 @@
           <w:szCs w:val="12"/>
           <w:lang w:val="en-US"/>
         </w:rPr>
-        <w:t>Here are a couple of examples to get you started:</w:t>
+        <w:t>The word "deified": is a palindrome, has the same start &amp; end char and has not an even number of characters</w:t>
       </w:r>
     </w:p>
     <w:p>
@@ -574,7 +706,7 @@
           <w:szCs w:val="12"/>
           <w:lang w:val="en-US"/>
         </w:rPr>
-        <w:t>The word "": is not a palindrome, has not the same start &amp; end char and has an even number of characters</w:t>
+        <w:t>The word "potato": is not a palindrome, has not the same start &amp; end char and has an even number of characters</w:t>
       </w:r>
     </w:p>
     <w:p>
@@ -594,7 +726,7 @@
           <w:szCs w:val="12"/>
           <w:lang w:val="en-US"/>
         </w:rPr>
-        <w:t>The word "a": is not a palindrome, has the same start &amp; end char and has not an even number of characters</w:t>
+        <w:t>The word "civic": is a palindrome, has the same start &amp; end char and has not an even number of characters</w:t>
       </w:r>
     </w:p>
     <w:p>
@@ -614,7 +746,7 @@
           <w:szCs w:val="12"/>
           <w:lang w:val="en-US"/>
         </w:rPr>
-        <w:t>The word "AA": is not a palindrome, has the same start &amp; end char and has an even number of characters</w:t>
+        <w:t>The word "car": is not a palindrome, has not the same start &amp; end char and has not an even number of characters</w:t>
       </w:r>
     </w:p>
     <w:p>
@@ -634,6 +766,26 @@
           <w:szCs w:val="12"/>
           <w:lang w:val="en-US"/>
         </w:rPr>
+        <w:t>The word "radar": is a palindrome, has the same start &amp; end char and has not an even number of characters</w:t>
+      </w:r>
+    </w:p>
+    <w:p>
+      <w:pPr>
+        <w:spacing w:after="0" w:line="240" w:lineRule="auto"/>
+        <w:rPr>
+          <w:rFonts w:ascii="Courier New" w:hAnsi="Courier New" w:cs="Courier New"/>
+          <w:sz w:val="12"/>
+          <w:szCs w:val="12"/>
+          <w:lang w:val="en-US"/>
+        </w:rPr>
+      </w:pPr>
+      <w:r>
+        <w:rPr>
+          <w:rFonts w:ascii="Courier New" w:hAnsi="Courier New" w:cs="Courier New"/>
+          <w:sz w:val="12"/>
+          <w:szCs w:val="12"/>
+          <w:lang w:val="en-US"/>
+        </w:rPr>
         <w:t>The word "</w:t>
       </w:r>
       <w:proofErr w:type="spellStart"/>
@@ -644,7 +796,7 @@
           <w:szCs w:val="12"/>
           <w:lang w:val="en-US"/>
         </w:rPr>
-        <w:t>AAa</w:t>
+        <w:t>hannah</w:t>
       </w:r>
       <w:proofErr w:type="spellEnd"/>
       <w:r>
@@ -654,7 +806,7 @@
           <w:szCs w:val="12"/>
           <w:lang w:val="en-US"/>
         </w:rPr>
-        <w:t>": is a palindrome, has the same start &amp; end char and has not an even number of characters</w:t>
+        <w:t>": is a palindrome, has the same start &amp; end char and has an even number of characters</w:t>
       </w:r>
     </w:p>
     <w:p>
@@ -674,7 +826,111 @@
           <w:szCs w:val="12"/>
           <w:lang w:val="en-US"/>
         </w:rPr>
-        <w:t>The word "</w:t>
+        <w:t>The word "Otto": is a palindrome, has the same start &amp; end char and has an even number of characters</w:t>
+      </w:r>
+    </w:p>
+    <w:p>
+      <w:pPr>
+        <w:spacing w:after="0" w:line="240" w:lineRule="auto"/>
+        <w:rPr>
+          <w:rFonts w:ascii="Courier New" w:hAnsi="Courier New" w:cs="Courier New"/>
+          <w:sz w:val="12"/>
+          <w:szCs w:val="12"/>
+          <w:lang w:val="en-US"/>
+        </w:rPr>
+      </w:pPr>
+      <w:r>
+        <w:rPr>
+          <w:rFonts w:ascii="Courier New" w:hAnsi="Courier New" w:cs="Courier New"/>
+          <w:sz w:val="12"/>
+          <w:szCs w:val="12"/>
+          <w:lang w:val="en-US"/>
+        </w:rPr>
+        <w:t>The word "#Otto#": is a palindrome, has the same start &amp; end char and has an even number of characters</w:t>
+      </w:r>
+    </w:p>
+    <w:p>
+      <w:pPr>
+        <w:spacing w:after="0" w:line="240" w:lineRule="auto"/>
+        <w:rPr>
+          <w:rFonts w:ascii="Courier New" w:hAnsi="Courier New" w:cs="Courier New"/>
+          <w:sz w:val="12"/>
+          <w:szCs w:val="12"/>
+          <w:lang w:val="en-US"/>
+        </w:rPr>
+      </w:pPr>
+      <w:r>
+        <w:rPr>
+          <w:rFonts w:ascii="Courier New" w:hAnsi="Courier New" w:cs="Courier New"/>
+          <w:sz w:val="12"/>
+          <w:szCs w:val="12"/>
+          <w:lang w:val="en-US"/>
+        </w:rPr>
+        <w:t>The word "1Otto1": is not a palindrome, has the same start &amp; end char and has an even number of characters</w:t>
+      </w:r>
+    </w:p>
+    <w:p>
+      <w:pPr>
+        <w:spacing w:after="0" w:line="240" w:lineRule="auto"/>
+        <w:rPr>
+          <w:rFonts w:ascii="Courier New" w:hAnsi="Courier New" w:cs="Courier New"/>
+          <w:sz w:val="12"/>
+          <w:szCs w:val="12"/>
+          <w:lang w:val="en-US"/>
+        </w:rPr>
+      </w:pPr>
+      <w:bookmarkStart w:id="1" w:name="_GoBack"/>
+      <w:bookmarkEnd w:id="1"/>
+    </w:p>
+    <w:p>
+      <w:pPr>
+        <w:spacing w:after="0" w:line="240" w:lineRule="auto"/>
+        <w:rPr>
+          <w:rFonts w:ascii="Courier New" w:hAnsi="Courier New" w:cs="Courier New"/>
+          <w:sz w:val="12"/>
+          <w:szCs w:val="12"/>
+          <w:lang w:val="en-US"/>
+        </w:rPr>
+      </w:pPr>
+      <w:r>
+        <w:rPr>
+          <w:rFonts w:ascii="Courier New" w:hAnsi="Courier New" w:cs="Courier New"/>
+          <w:sz w:val="12"/>
+          <w:szCs w:val="12"/>
+          <w:lang w:val="en-US"/>
+        </w:rPr>
+        <w:t>Now try to find one yourself!</w:t>
+      </w:r>
+    </w:p>
+    <w:p>
+      <w:pPr>
+        <w:spacing w:after="0" w:line="240" w:lineRule="auto"/>
+        <w:rPr>
+          <w:rFonts w:ascii="Courier New" w:hAnsi="Courier New" w:cs="Courier New"/>
+          <w:sz w:val="12"/>
+          <w:szCs w:val="12"/>
+          <w:lang w:val="en-US"/>
+        </w:rPr>
+      </w:pPr>
+    </w:p>
+    <w:p>
+      <w:pPr>
+        <w:spacing w:after="0" w:line="240" w:lineRule="auto"/>
+        <w:rPr>
+          <w:rFonts w:ascii="Courier New" w:hAnsi="Courier New" w:cs="Courier New"/>
+          <w:sz w:val="12"/>
+          <w:szCs w:val="12"/>
+          <w:lang w:val="en-US"/>
+        </w:rPr>
+      </w:pPr>
+      <w:r>
+        <w:rPr>
+          <w:rFonts w:ascii="Courier New" w:hAnsi="Courier New" w:cs="Courier New"/>
+          <w:sz w:val="12"/>
+          <w:szCs w:val="12"/>
+          <w:lang w:val="en-US"/>
+        </w:rPr>
+        <w:t xml:space="preserve">Enter a palindrome (only characters, min. 1, </w:t>
       </w:r>
       <w:proofErr w:type="gramStart"/>
       <w:r>
@@ -684,7 +940,7 @@
           <w:szCs w:val="12"/>
           <w:lang w:val="en-US"/>
         </w:rPr>
-        <w:t>A</w:t>
+        <w:t>max</w:t>
       </w:r>
       <w:proofErr w:type="gramEnd"/>
       <w:r>
@@ -694,28 +950,150 @@
           <w:szCs w:val="12"/>
           <w:lang w:val="en-US"/>
         </w:rPr>
-        <w:t xml:space="preserve"> </w:t>
+        <w:t>. 20):</w:t>
+      </w:r>
+    </w:p>
+    <w:p>
+      <w:pPr>
+        <w:spacing w:after="0" w:line="240" w:lineRule="auto"/>
+        <w:rPr>
+          <w:rFonts w:ascii="Courier New" w:hAnsi="Courier New" w:cs="Courier New"/>
+          <w:sz w:val="12"/>
+          <w:szCs w:val="12"/>
+          <w:lang w:val="en-US"/>
+        </w:rPr>
+      </w:pPr>
+      <w:r>
+        <w:rPr>
+          <w:rFonts w:ascii="Courier New" w:hAnsi="Courier New" w:cs="Courier New"/>
+          <w:sz w:val="12"/>
+          <w:szCs w:val="12"/>
+          <w:lang w:val="en-US"/>
+        </w:rPr>
+        <w:t>Invalid input, try again...</w:t>
+      </w:r>
+    </w:p>
+    <w:p>
+      <w:pPr>
+        <w:spacing w:after="0" w:line="240" w:lineRule="auto"/>
+        <w:rPr>
+          <w:rFonts w:ascii="Courier New" w:hAnsi="Courier New" w:cs="Courier New"/>
+          <w:sz w:val="12"/>
+          <w:szCs w:val="12"/>
+          <w:lang w:val="en-US"/>
+        </w:rPr>
+      </w:pPr>
+      <w:r>
+        <w:rPr>
+          <w:rFonts w:ascii="Courier New" w:hAnsi="Courier New" w:cs="Courier New"/>
+          <w:sz w:val="12"/>
+          <w:szCs w:val="12"/>
+          <w:lang w:val="en-US"/>
+        </w:rPr>
+        <w:t xml:space="preserve">Enter a palindrome (only characters, min. 1, </w:t>
+      </w:r>
+      <w:proofErr w:type="gramStart"/>
+      <w:r>
+        <w:rPr>
+          <w:rFonts w:ascii="Courier New" w:hAnsi="Courier New" w:cs="Courier New"/>
+          <w:sz w:val="12"/>
+          <w:szCs w:val="12"/>
+          <w:lang w:val="en-US"/>
+        </w:rPr>
+        <w:t>max</w:t>
+      </w:r>
+      <w:proofErr w:type="gramEnd"/>
+      <w:r>
+        <w:rPr>
+          <w:rFonts w:ascii="Courier New" w:hAnsi="Courier New" w:cs="Courier New"/>
+          <w:sz w:val="12"/>
+          <w:szCs w:val="12"/>
+          <w:lang w:val="en-US"/>
+        </w:rPr>
+        <w:t xml:space="preserve">. 20): </w:t>
+      </w:r>
+      <w:r>
+        <w:rPr>
+          <w:rFonts w:ascii="Courier New" w:hAnsi="Courier New" w:cs="Courier New"/>
+          <w:b/>
+          <w:sz w:val="12"/>
+          <w:szCs w:val="12"/>
+          <w:lang w:val="en-US"/>
+        </w:rPr>
+        <w:t>-3</w:t>
+      </w:r>
+    </w:p>
+    <w:p>
+      <w:pPr>
+        <w:spacing w:after="0" w:line="240" w:lineRule="auto"/>
+        <w:rPr>
+          <w:rFonts w:ascii="Courier New" w:hAnsi="Courier New" w:cs="Courier New"/>
+          <w:sz w:val="12"/>
+          <w:szCs w:val="12"/>
+          <w:lang w:val="en-US"/>
+        </w:rPr>
+      </w:pPr>
+      <w:r>
+        <w:rPr>
+          <w:rFonts w:ascii="Courier New" w:hAnsi="Courier New" w:cs="Courier New"/>
+          <w:sz w:val="12"/>
+          <w:szCs w:val="12"/>
+          <w:lang w:val="en-US"/>
+        </w:rPr>
+        <w:t>Invalid input, try again...</w:t>
+      </w:r>
+    </w:p>
+    <w:p>
+      <w:pPr>
+        <w:spacing w:after="0" w:line="240" w:lineRule="auto"/>
+        <w:rPr>
+          <w:rFonts w:ascii="Courier New" w:hAnsi="Courier New" w:cs="Courier New"/>
+          <w:sz w:val="12"/>
+          <w:szCs w:val="12"/>
+          <w:lang w:val="en-US"/>
+        </w:rPr>
+      </w:pPr>
+      <w:r>
+        <w:rPr>
+          <w:rFonts w:ascii="Courier New" w:hAnsi="Courier New" w:cs="Courier New"/>
+          <w:sz w:val="12"/>
+          <w:szCs w:val="12"/>
+          <w:lang w:val="en-US"/>
+        </w:rPr>
+        <w:t xml:space="preserve">Enter a palindrome (only characters, min. 1, </w:t>
+      </w:r>
+      <w:proofErr w:type="gramStart"/>
+      <w:r>
+        <w:rPr>
+          <w:rFonts w:ascii="Courier New" w:hAnsi="Courier New" w:cs="Courier New"/>
+          <w:sz w:val="12"/>
+          <w:szCs w:val="12"/>
+          <w:lang w:val="en-US"/>
+        </w:rPr>
+        <w:t>max</w:t>
+      </w:r>
+      <w:proofErr w:type="gramEnd"/>
+      <w:r>
+        <w:rPr>
+          <w:rFonts w:ascii="Courier New" w:hAnsi="Courier New" w:cs="Courier New"/>
+          <w:sz w:val="12"/>
+          <w:szCs w:val="12"/>
+          <w:lang w:val="en-US"/>
+        </w:rPr>
+        <w:t xml:space="preserve">. 20): </w:t>
       </w:r>
       <w:proofErr w:type="spellStart"/>
       <w:r>
         <w:rPr>
           <w:rFonts w:ascii="Courier New" w:hAnsi="Courier New" w:cs="Courier New"/>
-          <w:sz w:val="12"/>
-          <w:szCs w:val="12"/>
-          <w:lang w:val="en-US"/>
-        </w:rPr>
-        <w:t>A</w:t>
+          <w:b/>
+          <w:sz w:val="12"/>
+          <w:szCs w:val="12"/>
+          <w:lang w:val="en-US"/>
+        </w:rPr>
+        <w:t>ThisTextIsTooooooooooLong</w:t>
       </w:r>
       <w:proofErr w:type="spellEnd"/>
-      <w:r>
-        <w:rPr>
-          <w:rFonts w:ascii="Courier New" w:hAnsi="Courier New" w:cs="Courier New"/>
-          <w:sz w:val="12"/>
-          <w:szCs w:val="12"/>
-          <w:lang w:val="en-US"/>
-        </w:rPr>
-        <w:t>": is a palindrome, has the same start &amp; end char and has not an even number of characters</w:t>
-      </w:r>
     </w:p>
     <w:p>
       <w:pPr>
@@ -734,8 +1112,7 @@
           <w:szCs w:val="12"/>
           <w:lang w:val="en-US"/>
         </w:rPr>
-        <w:lastRenderedPageBreak/>
-        <w:t>The word "deified": is a palindrome, has the same start &amp; end char and has not an even number of characters</w:t>
+        <w:t>Invalid input, try again...</w:t>
       </w:r>
     </w:p>
     <w:p>
@@ -755,7 +1132,37 @@
           <w:szCs w:val="12"/>
           <w:lang w:val="en-US"/>
         </w:rPr>
-        <w:t>The word "potato": is not a palindrome, has not the same start &amp; end char and has an even number of characters</w:t>
+        <w:t xml:space="preserve">Enter a palindrome (only characters, min. 1, </w:t>
+      </w:r>
+      <w:proofErr w:type="gramStart"/>
+      <w:r>
+        <w:rPr>
+          <w:rFonts w:ascii="Courier New" w:hAnsi="Courier New" w:cs="Courier New"/>
+          <w:sz w:val="12"/>
+          <w:szCs w:val="12"/>
+          <w:lang w:val="en-US"/>
+        </w:rPr>
+        <w:t>max</w:t>
+      </w:r>
+      <w:proofErr w:type="gramEnd"/>
+      <w:r>
+        <w:rPr>
+          <w:rFonts w:ascii="Courier New" w:hAnsi="Courier New" w:cs="Courier New"/>
+          <w:sz w:val="12"/>
+          <w:szCs w:val="12"/>
+          <w:lang w:val="en-US"/>
+        </w:rPr>
+        <w:t xml:space="preserve">. 20): </w:t>
+      </w:r>
+      <w:r>
+        <w:rPr>
+          <w:rFonts w:ascii="Courier New" w:hAnsi="Courier New" w:cs="Courier New"/>
+          <w:b/>
+          <w:sz w:val="12"/>
+          <w:szCs w:val="12"/>
+          <w:lang w:val="en-US"/>
+        </w:rPr>
+        <w:t>rac3car</w:t>
       </w:r>
     </w:p>
     <w:p>
@@ -775,7 +1182,7 @@
           <w:szCs w:val="12"/>
           <w:lang w:val="en-US"/>
         </w:rPr>
-        <w:t>The word "civic": is a palindrome, has the same start &amp; end char and has not an even number of characters</w:t>
+        <w:t>Invalid input, try again...</w:t>
       </w:r>
     </w:p>
     <w:p>
@@ -795,7 +1202,37 @@
           <w:szCs w:val="12"/>
           <w:lang w:val="en-US"/>
         </w:rPr>
-        <w:t>The word "car": is not a palindrome, has not the same start &amp; end char and has not an even number of characters</w:t>
+        <w:t xml:space="preserve">Enter a palindrome (only characters, min. 1, </w:t>
+      </w:r>
+      <w:proofErr w:type="gramStart"/>
+      <w:r>
+        <w:rPr>
+          <w:rFonts w:ascii="Courier New" w:hAnsi="Courier New" w:cs="Courier New"/>
+          <w:sz w:val="12"/>
+          <w:szCs w:val="12"/>
+          <w:lang w:val="en-US"/>
+        </w:rPr>
+        <w:t>max</w:t>
+      </w:r>
+      <w:proofErr w:type="gramEnd"/>
+      <w:r>
+        <w:rPr>
+          <w:rFonts w:ascii="Courier New" w:hAnsi="Courier New" w:cs="Courier New"/>
+          <w:sz w:val="12"/>
+          <w:szCs w:val="12"/>
+          <w:lang w:val="en-US"/>
+        </w:rPr>
+        <w:t xml:space="preserve">. 20): </w:t>
+      </w:r>
+      <w:r>
+        <w:rPr>
+          <w:rFonts w:ascii="Courier New" w:hAnsi="Courier New" w:cs="Courier New"/>
+          <w:b/>
+          <w:sz w:val="12"/>
+          <w:szCs w:val="12"/>
+          <w:lang w:val="en-US"/>
+        </w:rPr>
+        <w:t>#Otto#</w:t>
       </w:r>
     </w:p>
     <w:p>
@@ -815,7 +1252,7 @@
           <w:szCs w:val="12"/>
           <w:lang w:val="en-US"/>
         </w:rPr>
-        <w:t>The word "radar": is a palindrome, has the same start &amp; end char and has not an even number of characters</w:t>
+        <w:t>The word "#Otto#": is a palindrome, has the same start &amp; end char and has an even number of characters</w:t>
       </w:r>
     </w:p>
     <w:p>
@@ -828,469 +1265,13 @@
           <w:lang w:val="en-US"/>
         </w:rPr>
       </w:pPr>
-      <w:r>
-        <w:rPr>
-          <w:rFonts w:ascii="Courier New" w:hAnsi="Courier New" w:cs="Courier New"/>
-          <w:sz w:val="12"/>
-          <w:szCs w:val="12"/>
-          <w:lang w:val="en-US"/>
-        </w:rPr>
-        <w:t>The word "</w:t>
-      </w:r>
-      <w:proofErr w:type="spellStart"/>
-      <w:r>
-        <w:rPr>
-          <w:rFonts w:ascii="Courier New" w:hAnsi="Courier New" w:cs="Courier New"/>
-          <w:sz w:val="12"/>
-          <w:szCs w:val="12"/>
-          <w:lang w:val="en-US"/>
-        </w:rPr>
-        <w:t>hannah</w:t>
-      </w:r>
-      <w:proofErr w:type="spellEnd"/>
-      <w:r>
-        <w:rPr>
-          <w:rFonts w:ascii="Courier New" w:hAnsi="Courier New" w:cs="Courier New"/>
-          <w:sz w:val="12"/>
-          <w:szCs w:val="12"/>
-          <w:lang w:val="en-US"/>
-        </w:rPr>
-        <w:t>": is a palindrome, has the same start &amp; end char and has an even number of characters</w:t>
-      </w:r>
-    </w:p>
-    <w:p>
-      <w:pPr>
-        <w:spacing w:after="0" w:line="240" w:lineRule="auto"/>
-        <w:rPr>
-          <w:rFonts w:ascii="Courier New" w:hAnsi="Courier New" w:cs="Courier New"/>
-          <w:sz w:val="12"/>
-          <w:szCs w:val="12"/>
-          <w:lang w:val="en-US"/>
-        </w:rPr>
-      </w:pPr>
-      <w:r>
-        <w:rPr>
-          <w:rFonts w:ascii="Courier New" w:hAnsi="Courier New" w:cs="Courier New"/>
-          <w:sz w:val="12"/>
-          <w:szCs w:val="12"/>
-          <w:lang w:val="en-US"/>
-        </w:rPr>
-        <w:t>The word "Otto": is a palindrome, has the same start &amp; end char and has an even number of characters</w:t>
-      </w:r>
-    </w:p>
-    <w:p>
-      <w:pPr>
-        <w:spacing w:after="0" w:line="240" w:lineRule="auto"/>
-        <w:rPr>
-          <w:rFonts w:ascii="Courier New" w:hAnsi="Courier New" w:cs="Courier New"/>
-          <w:sz w:val="12"/>
-          <w:szCs w:val="12"/>
-          <w:lang w:val="en-US"/>
-        </w:rPr>
-      </w:pPr>
-      <w:r>
-        <w:rPr>
-          <w:rFonts w:ascii="Courier New" w:hAnsi="Courier New" w:cs="Courier New"/>
-          <w:sz w:val="12"/>
-          <w:szCs w:val="12"/>
-          <w:lang w:val="en-US"/>
-        </w:rPr>
-        <w:t>The word "#Otto#": is a palindrome, has the same start &amp; end char and has an even number of characters</w:t>
-      </w:r>
-    </w:p>
-    <w:p>
-      <w:pPr>
-        <w:spacing w:after="0" w:line="240" w:lineRule="auto"/>
-        <w:rPr>
-          <w:rFonts w:ascii="Courier New" w:hAnsi="Courier New" w:cs="Courier New"/>
-          <w:sz w:val="12"/>
-          <w:szCs w:val="12"/>
-          <w:lang w:val="en-US"/>
-        </w:rPr>
-      </w:pPr>
-      <w:r>
-        <w:rPr>
-          <w:rFonts w:ascii="Courier New" w:hAnsi="Courier New" w:cs="Courier New"/>
-          <w:sz w:val="12"/>
-          <w:szCs w:val="12"/>
-          <w:lang w:val="en-US"/>
-        </w:rPr>
-        <w:t>Now try to find one yourself!</w:t>
-      </w:r>
-    </w:p>
-    <w:p>
-      <w:pPr>
-        <w:spacing w:after="0" w:line="240" w:lineRule="auto"/>
-        <w:rPr>
-          <w:rFonts w:ascii="Courier New" w:hAnsi="Courier New" w:cs="Courier New"/>
-          <w:sz w:val="12"/>
-          <w:szCs w:val="12"/>
-          <w:lang w:val="en-US"/>
-        </w:rPr>
-      </w:pPr>
-    </w:p>
-    <w:p>
-      <w:pPr>
-        <w:spacing w:after="0" w:line="240" w:lineRule="auto"/>
-        <w:rPr>
-          <w:rFonts w:ascii="Courier New" w:hAnsi="Courier New" w:cs="Courier New"/>
-          <w:sz w:val="12"/>
-          <w:szCs w:val="12"/>
-          <w:lang w:val="en-US"/>
-        </w:rPr>
-      </w:pPr>
-      <w:r>
-        <w:rPr>
-          <w:rFonts w:ascii="Courier New" w:hAnsi="Courier New" w:cs="Courier New"/>
-          <w:sz w:val="12"/>
-          <w:szCs w:val="12"/>
-          <w:lang w:val="en-US"/>
-        </w:rPr>
-        <w:t xml:space="preserve">Enter a palindrome (only characters, min. 1, </w:t>
-      </w:r>
-      <w:proofErr w:type="gramStart"/>
-      <w:r>
-        <w:rPr>
-          <w:rFonts w:ascii="Courier New" w:hAnsi="Courier New" w:cs="Courier New"/>
-          <w:sz w:val="12"/>
-          <w:szCs w:val="12"/>
-          <w:lang w:val="en-US"/>
-        </w:rPr>
-        <w:t>max</w:t>
-      </w:r>
-      <w:proofErr w:type="gramEnd"/>
-      <w:r>
-        <w:rPr>
-          <w:rFonts w:ascii="Courier New" w:hAnsi="Courier New" w:cs="Courier New"/>
-          <w:sz w:val="12"/>
-          <w:szCs w:val="12"/>
-          <w:lang w:val="en-US"/>
-        </w:rPr>
-        <w:t>. 20):</w:t>
-      </w:r>
-    </w:p>
-    <w:p>
-      <w:pPr>
-        <w:spacing w:after="0" w:line="240" w:lineRule="auto"/>
-        <w:rPr>
-          <w:rFonts w:ascii="Courier New" w:hAnsi="Courier New" w:cs="Courier New"/>
-          <w:sz w:val="12"/>
-          <w:szCs w:val="12"/>
-          <w:lang w:val="en-US"/>
-        </w:rPr>
-      </w:pPr>
-      <w:r>
-        <w:rPr>
-          <w:rFonts w:ascii="Courier New" w:hAnsi="Courier New" w:cs="Courier New"/>
-          <w:sz w:val="12"/>
-          <w:szCs w:val="12"/>
-          <w:lang w:val="en-US"/>
-        </w:rPr>
-        <w:t>Invalid input, try again...</w:t>
-      </w:r>
-    </w:p>
-    <w:p>
-      <w:pPr>
-        <w:spacing w:after="0" w:line="240" w:lineRule="auto"/>
-        <w:rPr>
-          <w:rFonts w:ascii="Courier New" w:hAnsi="Courier New" w:cs="Courier New"/>
-          <w:sz w:val="12"/>
-          <w:szCs w:val="12"/>
-          <w:lang w:val="en-US"/>
-        </w:rPr>
-      </w:pPr>
-      <w:r>
-        <w:rPr>
-          <w:rFonts w:ascii="Courier New" w:hAnsi="Courier New" w:cs="Courier New"/>
-          <w:sz w:val="12"/>
-          <w:szCs w:val="12"/>
-          <w:lang w:val="en-US"/>
-        </w:rPr>
-        <w:t xml:space="preserve">Enter a palindrome (only characters, min. 1, </w:t>
-      </w:r>
-      <w:proofErr w:type="gramStart"/>
-      <w:r>
-        <w:rPr>
-          <w:rFonts w:ascii="Courier New" w:hAnsi="Courier New" w:cs="Courier New"/>
-          <w:sz w:val="12"/>
-          <w:szCs w:val="12"/>
-          <w:lang w:val="en-US"/>
-        </w:rPr>
-        <w:t>max</w:t>
-      </w:r>
-      <w:proofErr w:type="gramEnd"/>
-      <w:r>
-        <w:rPr>
-          <w:rFonts w:ascii="Courier New" w:hAnsi="Courier New" w:cs="Courier New"/>
-          <w:sz w:val="12"/>
-          <w:szCs w:val="12"/>
-          <w:lang w:val="en-US"/>
-        </w:rPr>
-        <w:t xml:space="preserve">. 20): </w:t>
-      </w:r>
-      <w:r>
-        <w:rPr>
-          <w:rFonts w:ascii="Courier New" w:hAnsi="Courier New" w:cs="Courier New"/>
-          <w:b/>
-          <w:sz w:val="12"/>
-          <w:szCs w:val="12"/>
-          <w:lang w:val="en-US"/>
-        </w:rPr>
-        <w:t>-3</w:t>
-      </w:r>
-    </w:p>
-    <w:p>
-      <w:pPr>
-        <w:spacing w:after="0" w:line="240" w:lineRule="auto"/>
-        <w:rPr>
-          <w:rFonts w:ascii="Courier New" w:hAnsi="Courier New" w:cs="Courier New"/>
-          <w:sz w:val="12"/>
-          <w:szCs w:val="12"/>
-          <w:lang w:val="en-US"/>
-        </w:rPr>
-      </w:pPr>
-      <w:r>
-        <w:rPr>
-          <w:rFonts w:ascii="Courier New" w:hAnsi="Courier New" w:cs="Courier New"/>
-          <w:sz w:val="12"/>
-          <w:szCs w:val="12"/>
-          <w:lang w:val="en-US"/>
-        </w:rPr>
-        <w:t>Invalid input, try again...</w:t>
-      </w:r>
-    </w:p>
-    <w:p>
-      <w:pPr>
-        <w:spacing w:after="0" w:line="240" w:lineRule="auto"/>
-        <w:rPr>
-          <w:rFonts w:ascii="Courier New" w:hAnsi="Courier New" w:cs="Courier New"/>
-          <w:sz w:val="12"/>
-          <w:szCs w:val="12"/>
-          <w:lang w:val="en-US"/>
-        </w:rPr>
-      </w:pPr>
-      <w:r>
-        <w:rPr>
-          <w:rFonts w:ascii="Courier New" w:hAnsi="Courier New" w:cs="Courier New"/>
-          <w:sz w:val="12"/>
-          <w:szCs w:val="12"/>
-          <w:lang w:val="en-US"/>
-        </w:rPr>
-        <w:t xml:space="preserve">Enter a palindrome (only characters, min. 1, </w:t>
-      </w:r>
-      <w:proofErr w:type="gramStart"/>
-      <w:r>
-        <w:rPr>
-          <w:rFonts w:ascii="Courier New" w:hAnsi="Courier New" w:cs="Courier New"/>
-          <w:sz w:val="12"/>
-          <w:szCs w:val="12"/>
-          <w:lang w:val="en-US"/>
-        </w:rPr>
-        <w:t>max</w:t>
-      </w:r>
-      <w:proofErr w:type="gramEnd"/>
-      <w:r>
-        <w:rPr>
-          <w:rFonts w:ascii="Courier New" w:hAnsi="Courier New" w:cs="Courier New"/>
-          <w:sz w:val="12"/>
-          <w:szCs w:val="12"/>
-          <w:lang w:val="en-US"/>
-        </w:rPr>
-        <w:t xml:space="preserve">. 20): </w:t>
-      </w:r>
-      <w:proofErr w:type="spellStart"/>
-      <w:r>
-        <w:rPr>
-          <w:rFonts w:ascii="Courier New" w:hAnsi="Courier New" w:cs="Courier New"/>
-          <w:b/>
-          <w:sz w:val="12"/>
-          <w:szCs w:val="12"/>
-          <w:lang w:val="en-US"/>
-        </w:rPr>
-        <w:t>ThisTextIsTooooooooooLong</w:t>
-      </w:r>
-      <w:proofErr w:type="spellEnd"/>
-    </w:p>
-    <w:p>
-      <w:pPr>
-        <w:spacing w:after="0" w:line="240" w:lineRule="auto"/>
-        <w:rPr>
-          <w:rFonts w:ascii="Courier New" w:hAnsi="Courier New" w:cs="Courier New"/>
-          <w:sz w:val="12"/>
-          <w:szCs w:val="12"/>
-          <w:lang w:val="en-US"/>
-        </w:rPr>
-      </w:pPr>
-      <w:r>
-        <w:rPr>
-          <w:rFonts w:ascii="Courier New" w:hAnsi="Courier New" w:cs="Courier New"/>
-          <w:sz w:val="12"/>
-          <w:szCs w:val="12"/>
-          <w:lang w:val="en-US"/>
-        </w:rPr>
-        <w:t>Invalid input, try again...</w:t>
-      </w:r>
-    </w:p>
-    <w:p>
-      <w:pPr>
-        <w:spacing w:after="0" w:line="240" w:lineRule="auto"/>
-        <w:rPr>
-          <w:rFonts w:ascii="Courier New" w:hAnsi="Courier New" w:cs="Courier New"/>
-          <w:sz w:val="12"/>
-          <w:szCs w:val="12"/>
-          <w:lang w:val="en-US"/>
-        </w:rPr>
-      </w:pPr>
-      <w:r>
-        <w:rPr>
-          <w:rFonts w:ascii="Courier New" w:hAnsi="Courier New" w:cs="Courier New"/>
-          <w:sz w:val="12"/>
-          <w:szCs w:val="12"/>
-          <w:lang w:val="en-US"/>
-        </w:rPr>
-        <w:t xml:space="preserve">Enter a palindrome (only characters, min. 1, </w:t>
-      </w:r>
-      <w:proofErr w:type="gramStart"/>
-      <w:r>
-        <w:rPr>
-          <w:rFonts w:ascii="Courier New" w:hAnsi="Courier New" w:cs="Courier New"/>
-          <w:sz w:val="12"/>
-          <w:szCs w:val="12"/>
-          <w:lang w:val="en-US"/>
-        </w:rPr>
-        <w:t>max</w:t>
-      </w:r>
-      <w:proofErr w:type="gramEnd"/>
-      <w:r>
-        <w:rPr>
-          <w:rFonts w:ascii="Courier New" w:hAnsi="Courier New" w:cs="Courier New"/>
-          <w:sz w:val="12"/>
-          <w:szCs w:val="12"/>
-          <w:lang w:val="en-US"/>
-        </w:rPr>
-        <w:t xml:space="preserve">. 20): </w:t>
-      </w:r>
-      <w:r>
-        <w:rPr>
-          <w:rFonts w:ascii="Courier New" w:hAnsi="Courier New" w:cs="Courier New"/>
-          <w:b/>
-          <w:sz w:val="12"/>
-          <w:szCs w:val="12"/>
-          <w:lang w:val="en-US"/>
-        </w:rPr>
-        <w:t>rac3car</w:t>
-      </w:r>
-    </w:p>
-    <w:p>
-      <w:pPr>
-        <w:spacing w:after="0" w:line="240" w:lineRule="auto"/>
-        <w:rPr>
-          <w:rFonts w:ascii="Courier New" w:hAnsi="Courier New" w:cs="Courier New"/>
-          <w:sz w:val="12"/>
-          <w:szCs w:val="12"/>
-          <w:lang w:val="en-US"/>
-        </w:rPr>
-      </w:pPr>
-      <w:r>
-        <w:rPr>
-          <w:rFonts w:ascii="Courier New" w:hAnsi="Courier New" w:cs="Courier New"/>
-          <w:sz w:val="12"/>
-          <w:szCs w:val="12"/>
-          <w:lang w:val="en-US"/>
-        </w:rPr>
-        <w:t>Invalid input, try again...</w:t>
-      </w:r>
-    </w:p>
-    <w:p>
-      <w:pPr>
-        <w:spacing w:after="0" w:line="240" w:lineRule="auto"/>
-        <w:rPr>
-          <w:rFonts w:ascii="Courier New" w:hAnsi="Courier New" w:cs="Courier New"/>
-          <w:sz w:val="12"/>
-          <w:szCs w:val="12"/>
-          <w:lang w:val="en-US"/>
-        </w:rPr>
-      </w:pPr>
-      <w:r>
-        <w:rPr>
-          <w:rFonts w:ascii="Courier New" w:hAnsi="Courier New" w:cs="Courier New"/>
-          <w:sz w:val="12"/>
-          <w:szCs w:val="12"/>
-          <w:lang w:val="en-US"/>
-        </w:rPr>
-        <w:t xml:space="preserve">Enter a palindrome (only characters, min. 1, </w:t>
-      </w:r>
-      <w:proofErr w:type="gramStart"/>
-      <w:r>
-        <w:rPr>
-          <w:rFonts w:ascii="Courier New" w:hAnsi="Courier New" w:cs="Courier New"/>
-          <w:sz w:val="12"/>
-          <w:szCs w:val="12"/>
-          <w:lang w:val="en-US"/>
-        </w:rPr>
-        <w:t>max</w:t>
-      </w:r>
-      <w:proofErr w:type="gramEnd"/>
-      <w:r>
-        <w:rPr>
-          <w:rFonts w:ascii="Courier New" w:hAnsi="Courier New" w:cs="Courier New"/>
-          <w:sz w:val="12"/>
-          <w:szCs w:val="12"/>
-          <w:lang w:val="en-US"/>
-        </w:rPr>
-        <w:t xml:space="preserve">. 20): </w:t>
-      </w:r>
-      <w:r>
-        <w:rPr>
-          <w:rFonts w:ascii="Courier New" w:hAnsi="Courier New" w:cs="Courier New"/>
-          <w:b/>
-          <w:sz w:val="12"/>
-          <w:szCs w:val="12"/>
-          <w:lang w:val="en-US"/>
-        </w:rPr>
-        <w:t>#Otto#</w:t>
-      </w:r>
-    </w:p>
-    <w:p>
-      <w:pPr>
-        <w:spacing w:after="0" w:line="240" w:lineRule="auto"/>
-        <w:rPr>
-          <w:rFonts w:ascii="Courier New" w:hAnsi="Courier New" w:cs="Courier New"/>
-          <w:sz w:val="12"/>
-          <w:szCs w:val="12"/>
-          <w:lang w:val="en-US"/>
-        </w:rPr>
-      </w:pPr>
-      <w:r>
-        <w:rPr>
-          <w:rFonts w:ascii="Courier New" w:hAnsi="Courier New" w:cs="Courier New"/>
-          <w:sz w:val="12"/>
-          <w:szCs w:val="12"/>
-          <w:lang w:val="en-US"/>
-        </w:rPr>
-        <w:t>The word #Otto#: is not a palindrome has the same start &amp; end char and has an even number of characters</w:t>
-      </w:r>
-    </w:p>
-    <w:p>
-      <w:pPr>
-        <w:spacing w:after="0" w:line="240" w:lineRule="auto"/>
-        <w:rPr>
-          <w:rFonts w:ascii="Courier New" w:hAnsi="Courier New" w:cs="Courier New"/>
-          <w:sz w:val="12"/>
-          <w:szCs w:val="12"/>
-          <w:lang w:val="en-US"/>
-        </w:rPr>
-      </w:pPr>
     </w:p>
     <w:p>
       <w:pPr>
         <w:pStyle w:val="berschrift3"/>
       </w:pPr>
       <w:r>
-        <w:t>Task 2</w:t>
-      </w:r>
-      <w:r>
-        <w:t xml:space="preserve"> </w:t>
+        <w:t xml:space="preserve">Task 2 </w:t>
       </w:r>
       <w:r>
         <w:t xml:space="preserve">- </w:t>
@@ -1336,8 +1317,6 @@
       <w:r>
         <w:t xml:space="preserve"> Leerzeichen enthält</w:t>
       </w:r>
-      <w:bookmarkStart w:id="1" w:name="_GoBack"/>
-      <w:bookmarkEnd w:id="1"/>
     </w:p>
     <w:p>
       <w:pPr>
@@ -1374,10 +1353,7 @@
       </w:r>
       <w:proofErr w:type="spellEnd"/>
       <w:r>
-        <w:t xml:space="preserve"> </w:t>
-      </w:r>
-      <w:r>
-        <w:t>(Eingabe durch den Benutzer) einliest</w:t>
+        <w:t xml:space="preserve"> (Eingabe durch den Benutzer) einliest</w:t>
       </w:r>
     </w:p>
     <w:p>
@@ -1413,13 +1389,7 @@
         </w:numPr>
       </w:pPr>
       <w:r>
-        <w:t>Darf weder Ziffern noch Leerzeichen enthalten</w:t>
-      </w:r>
-      <w:r>
-        <w:t xml:space="preserve"> =&gt;</w:t>
-      </w:r>
-      <w:r>
-        <w:t xml:space="preserve"> </w:t>
+        <w:t xml:space="preserve">Darf weder Ziffern noch Leerzeichen enthalten =&gt; </w:t>
       </w:r>
       <w:proofErr w:type="spellStart"/>
       <w:r>
@@ -1437,10 +1407,7 @@
         <w:pStyle w:val="berschrift3"/>
       </w:pPr>
       <w:r>
-        <w:t xml:space="preserve">Task 3 </w:t>
-      </w:r>
-      <w:r>
-        <w:t xml:space="preserve">- </w:t>
+        <w:t xml:space="preserve">Task 3 - </w:t>
       </w:r>
       <w:proofErr w:type="spellStart"/>
       <w:r>
@@ -1551,10 +1518,7 @@
         <w:t>drei</w:t>
       </w:r>
       <w:r>
-        <w:t xml:space="preserve"> </w:t>
-      </w:r>
-      <w:r>
-        <w:t>Werten</w:t>
+        <w:t xml:space="preserve"> Werten</w:t>
       </w:r>
     </w:p>
     <w:p>
